--- a/Aprendendo Analise de Dados/Anotações sobre Analise de dados.docx
+++ b/Aprendendo Analise de Dados/Anotações sobre Analise de dados.docx
@@ -8,18 +8,27 @@
         <w:jc w:val="center"/>
       </w:pPr>
       <w:r>
-        <w:t>Aprendendo Analise de dados/Mexer no jupyter notebook</w:t>
-      </w:r>
-    </w:p>
-    <w:p>
-      <w:pPr>
-        <w:rPr>
-          <w:b/>
-          <w:bCs/>
-        </w:rPr>
-      </w:pPr>
-    </w:p>
-    <w:p>
+        <w:t xml:space="preserve">Aprendendo Analise de dados/Mexer no </w:t>
+      </w:r>
+      <w:proofErr w:type="spellStart"/>
+      <w:r>
+        <w:t>jupyter</w:t>
+      </w:r>
+      <w:proofErr w:type="spellEnd"/>
+      <w:r>
+        <w:t xml:space="preserve"> notebook</w:t>
+      </w:r>
+    </w:p>
+    <w:p>
+      <w:pPr>
+        <w:rPr>
+          <w:b/>
+          <w:bCs/>
+        </w:rPr>
+      </w:pPr>
+    </w:p>
+    <w:p>
+      <w:proofErr w:type="spellStart"/>
       <w:r>
         <w:rPr>
           <w:b/>
@@ -27,6 +36,7 @@
         </w:rPr>
         <w:t>Import</w:t>
       </w:r>
+      <w:proofErr w:type="spellEnd"/>
       <w:r>
         <w:t xml:space="preserve"> pandas</w:t>
       </w:r>
@@ -38,19 +48,36 @@
         <w:t xml:space="preserve"> as</w:t>
       </w:r>
       <w:r>
-        <w:t xml:space="preserve"> pd: para importar alguma biblioteca</w:t>
-      </w:r>
-    </w:p>
-    <w:p>
-      <w:pPr>
-        <w:rPr>
-          <w:b/>
-          <w:bCs/>
-        </w:rPr>
-      </w:pPr>
-      <w:r>
-        <w:t xml:space="preserve">Biblioteca boa para ver gráficos com python </w:t>
-      </w:r>
+        <w:t xml:space="preserve"> </w:t>
+      </w:r>
+      <w:proofErr w:type="spellStart"/>
+      <w:r>
+        <w:t>pd</w:t>
+      </w:r>
+      <w:proofErr w:type="spellEnd"/>
+      <w:r>
+        <w:t>: para importar alguma biblioteca</w:t>
+      </w:r>
+    </w:p>
+    <w:p>
+      <w:pPr>
+        <w:rPr>
+          <w:b/>
+          <w:bCs/>
+        </w:rPr>
+      </w:pPr>
+      <w:r>
+        <w:t xml:space="preserve">Biblioteca boa para ver gráficos com </w:t>
+      </w:r>
+      <w:proofErr w:type="spellStart"/>
+      <w:r>
+        <w:t>python</w:t>
+      </w:r>
+      <w:proofErr w:type="spellEnd"/>
+      <w:r>
+        <w:t xml:space="preserve"> </w:t>
+      </w:r>
+      <w:proofErr w:type="spellStart"/>
       <w:r>
         <w:rPr>
           <w:b/>
@@ -58,10 +85,16 @@
         </w:rPr>
         <w:t>plotly</w:t>
       </w:r>
-    </w:p>
-    <w:p>
-      <w:r>
-        <w:t>Pd.DataFrame(): serve para criar uma tabela dentro do pandas</w:t>
+      <w:proofErr w:type="spellEnd"/>
+    </w:p>
+    <w:p>
+      <w:proofErr w:type="spellStart"/>
+      <w:r>
+        <w:t>Pd.DataFrame</w:t>
+      </w:r>
+      <w:proofErr w:type="spellEnd"/>
+      <w:r>
+        <w:t>(): serve para criar uma tabela dentro do pandas</w:t>
       </w:r>
     </w:p>
     <w:p>
@@ -69,10 +102,27 @@
         <w:t>Para facilitar</w:t>
       </w:r>
       <w:r>
-        <w:t xml:space="preserve"> declara uma variável e poe o pd.dataframe() que já vai criar a tabela</w:t>
-      </w:r>
-    </w:p>
-    <w:p>
+        <w:t xml:space="preserve"> declara uma variável e </w:t>
+      </w:r>
+      <w:proofErr w:type="spellStart"/>
+      <w:r>
+        <w:t>poe</w:t>
+      </w:r>
+      <w:proofErr w:type="spellEnd"/>
+      <w:r>
+        <w:t xml:space="preserve"> o </w:t>
+      </w:r>
+      <w:proofErr w:type="spellStart"/>
+      <w:r>
+        <w:t>pd.dataframe</w:t>
+      </w:r>
+      <w:proofErr w:type="spellEnd"/>
+      <w:r>
+        <w:t>() que já vai criar a tabela</w:t>
+      </w:r>
+    </w:p>
+    <w:p>
+      <w:proofErr w:type="spellStart"/>
       <w:r>
         <w:t>pd</w:t>
       </w:r>
@@ -88,7 +138,15 @@
           <w:b/>
           <w:bCs/>
         </w:rPr>
-        <w:t xml:space="preserve">_excel </w:t>
+        <w:t>_excel</w:t>
+      </w:r>
+      <w:proofErr w:type="spellEnd"/>
+      <w:r>
+        <w:rPr>
+          <w:b/>
+          <w:bCs/>
+        </w:rPr>
+        <w:t xml:space="preserve"> </w:t>
       </w:r>
       <w:r>
         <w:rPr>
@@ -110,19 +168,36 @@
     </w:p>
     <w:p>
       <w:r>
-        <w:t xml:space="preserve">display(xxx): é como se fosse um print só que estilizada </w:t>
-      </w:r>
-    </w:p>
-    <w:p>
-      <w:r>
-        <w:t>xxx</w:t>
-      </w:r>
-      <w:r>
-        <w:rPr>
-          <w:b/>
-          <w:bCs/>
-        </w:rPr>
-        <w:t xml:space="preserve">.describe() </w:t>
+        <w:t>display(</w:t>
+      </w:r>
+      <w:proofErr w:type="spellStart"/>
+      <w:r>
+        <w:t>xxx</w:t>
+      </w:r>
+      <w:proofErr w:type="spellEnd"/>
+      <w:r>
+        <w:t xml:space="preserve">): é como se fosse um print só que estilizada </w:t>
+      </w:r>
+    </w:p>
+    <w:p>
+      <w:proofErr w:type="spellStart"/>
+      <w:r>
+        <w:t>xxx</w:t>
+      </w:r>
+      <w:r>
+        <w:rPr>
+          <w:b/>
+          <w:bCs/>
+        </w:rPr>
+        <w:t>.describe</w:t>
+      </w:r>
+      <w:proofErr w:type="spellEnd"/>
+      <w:r>
+        <w:rPr>
+          <w:b/>
+          <w:bCs/>
+        </w:rPr>
+        <w:t xml:space="preserve">() </w:t>
       </w:r>
       <w:r>
         <w:t xml:space="preserve"> serve para mostrar as informações resumidas</w:t>
@@ -132,21 +207,31 @@
       <w:pPr>
         <w:spacing w:before="240"/>
       </w:pPr>
-      <w:r>
-        <w:t>xxx</w:t>
-      </w:r>
-      <w:r>
-        <w:rPr>
-          <w:b/>
-          <w:bCs/>
-        </w:rPr>
-        <w:t xml:space="preserve">.sum() </w:t>
+      <w:proofErr w:type="spellStart"/>
+      <w:r>
+        <w:t>xxx</w:t>
+      </w:r>
+      <w:r>
+        <w:rPr>
+          <w:b/>
+          <w:bCs/>
+        </w:rPr>
+        <w:t>.sum</w:t>
+      </w:r>
+      <w:proofErr w:type="spellEnd"/>
+      <w:r>
+        <w:rPr>
+          <w:b/>
+          <w:bCs/>
+        </w:rPr>
+        <w:t xml:space="preserve">() </w:t>
       </w:r>
       <w:r>
         <w:t>: serve para somar a tabela inteira</w:t>
       </w:r>
     </w:p>
     <w:p>
+      <w:proofErr w:type="spellStart"/>
       <w:r>
         <w:t>xxxx</w:t>
       </w:r>
@@ -155,11 +240,21 @@
           <w:b/>
           <w:bCs/>
         </w:rPr>
-        <w:t>.groupby(‘</w:t>
-      </w:r>
-      <w:r>
-        <w:t>xxx</w:t>
-      </w:r>
+        <w:t>.groupby</w:t>
+      </w:r>
+      <w:proofErr w:type="spellEnd"/>
+      <w:r>
+        <w:rPr>
+          <w:b/>
+          <w:bCs/>
+        </w:rPr>
+        <w:t>(‘</w:t>
+      </w:r>
+      <w:proofErr w:type="spellStart"/>
+      <w:r>
+        <w:t>xxx</w:t>
+      </w:r>
+      <w:proofErr w:type="spellEnd"/>
       <w:r>
         <w:rPr>
           <w:b/>
@@ -179,22 +274,39 @@
         <w:spacing w:before="240"/>
       </w:pPr>
       <w:r>
-        <w:t>quando se adiciona vários [[[[]]]] e aonde vai pegar varias colunas</w:t>
+        <w:t xml:space="preserve">quando se adiciona vários [[[[]]]] e aonde vai pegar </w:t>
+      </w:r>
+      <w:proofErr w:type="spellStart"/>
+      <w:r>
+        <w:t>varias</w:t>
+      </w:r>
+      <w:proofErr w:type="spellEnd"/>
+      <w:r>
+        <w:t xml:space="preserve"> colunas</w:t>
       </w:r>
     </w:p>
     <w:p>
       <w:pPr>
         <w:spacing w:before="240"/>
       </w:pPr>
-      <w:r>
-        <w:t>xxx</w:t>
-      </w:r>
-      <w:r>
-        <w:rPr>
-          <w:b/>
-          <w:bCs/>
-        </w:rPr>
-        <w:t>.head():</w:t>
+      <w:proofErr w:type="spellStart"/>
+      <w:r>
+        <w:t>xxx</w:t>
+      </w:r>
+      <w:r>
+        <w:rPr>
+          <w:b/>
+          <w:bCs/>
+        </w:rPr>
+        <w:t>.head</w:t>
+      </w:r>
+      <w:proofErr w:type="spellEnd"/>
+      <w:r>
+        <w:rPr>
+          <w:b/>
+          <w:bCs/>
+        </w:rPr>
+        <w:t>():</w:t>
       </w:r>
       <w:r>
         <w:t>Seve para mostrar as 5 primeiras linhas,</w:t>
@@ -203,40 +315,71 @@
         <w:t xml:space="preserve"> </w:t>
       </w:r>
       <w:r>
-        <w:t>ou ate onde você quer q mostre</w:t>
+        <w:t xml:space="preserve">ou </w:t>
+      </w:r>
+      <w:proofErr w:type="spellStart"/>
+      <w:r>
+        <w:t>ate</w:t>
+      </w:r>
+      <w:proofErr w:type="spellEnd"/>
+      <w:r>
+        <w:t xml:space="preserve"> onde você quer q mostre</w:t>
       </w:r>
     </w:p>
     <w:p>
       <w:pPr>
         <w:spacing w:before="240"/>
       </w:pPr>
-      <w:r>
-        <w:t>xxx</w:t>
-      </w:r>
-      <w:r>
-        <w:rPr>
-          <w:b/>
-          <w:bCs/>
-        </w:rPr>
-        <w:t>.tail()</w:t>
-      </w:r>
-      <w:r>
-        <w:t>: Serve para mostrar as 5 ultimas linhas do DataFrame</w:t>
-      </w:r>
+      <w:proofErr w:type="spellStart"/>
+      <w:r>
+        <w:t>xxx</w:t>
+      </w:r>
+      <w:r>
+        <w:rPr>
+          <w:b/>
+          <w:bCs/>
+        </w:rPr>
+        <w:t>.tail</w:t>
+      </w:r>
+      <w:proofErr w:type="spellEnd"/>
+      <w:r>
+        <w:rPr>
+          <w:b/>
+          <w:bCs/>
+        </w:rPr>
+        <w:t>()</w:t>
+      </w:r>
+      <w:r>
+        <w:t xml:space="preserve">: Serve para mostrar as 5 ultimas linhas do </w:t>
+      </w:r>
+      <w:proofErr w:type="spellStart"/>
+      <w:r>
+        <w:t>DataFrame</w:t>
+      </w:r>
+      <w:proofErr w:type="spellEnd"/>
     </w:p>
     <w:p>
       <w:pPr>
         <w:spacing w:before="240"/>
       </w:pPr>
-      <w:r>
-        <w:t>xxx</w:t>
-      </w:r>
-      <w:r>
-        <w:rPr>
-          <w:b/>
-          <w:bCs/>
-        </w:rPr>
-        <w:t>.sample(</w:t>
+      <w:proofErr w:type="spellStart"/>
+      <w:r>
+        <w:t>xxx</w:t>
+      </w:r>
+      <w:r>
+        <w:rPr>
+          <w:b/>
+          <w:bCs/>
+        </w:rPr>
+        <w:t>.sample</w:t>
+      </w:r>
+      <w:proofErr w:type="spellEnd"/>
+      <w:r>
+        <w:rPr>
+          <w:b/>
+          <w:bCs/>
+        </w:rPr>
+        <w:t>(</w:t>
       </w:r>
       <w:r>
         <w:t>x</w:t>
@@ -256,6 +399,7 @@
       <w:pPr>
         <w:spacing w:before="240"/>
       </w:pPr>
+      <w:proofErr w:type="spellStart"/>
       <w:r>
         <w:t>xxx</w:t>
       </w:r>
@@ -281,7 +425,11 @@
         <w:t>ape</w:t>
       </w:r>
       <w:r>
-        <w:t>:serve para mostrar quantas linhas e quantas colunas</w:t>
+        <w:t>:serve</w:t>
+      </w:r>
+      <w:proofErr w:type="spellEnd"/>
+      <w:r>
+        <w:t xml:space="preserve"> para mostrar quantas linhas e quantas colunas</w:t>
       </w:r>
     </w:p>
     <w:p>
@@ -303,6 +451,7 @@
       <w:pPr>
         <w:spacing w:before="240"/>
       </w:pPr>
+      <w:proofErr w:type="spellStart"/>
       <w:r>
         <w:t>xxx.</w:t>
       </w:r>
@@ -311,7 +460,15 @@
           <w:b/>
           <w:bCs/>
         </w:rPr>
-        <w:t>describe():</w:t>
+        <w:t>describe</w:t>
+      </w:r>
+      <w:proofErr w:type="spellEnd"/>
+      <w:r>
+        <w:rPr>
+          <w:b/>
+          <w:bCs/>
+        </w:rPr>
+        <w:t>():</w:t>
       </w:r>
       <w:r>
         <w:t>Ele vai mostrar um resumo das colunas numéricas sobre a tabela</w:t>
@@ -322,7 +479,23 @@
         <w:spacing w:before="240"/>
       </w:pPr>
       <w:r>
-        <w:t>para pegar uma coluno em expecifico, deve-se colocar entre [ ] e o nome identido da coluna</w:t>
+        <w:t xml:space="preserve">para pegar uma coluno em </w:t>
+      </w:r>
+      <w:proofErr w:type="spellStart"/>
+      <w:r>
+        <w:t>expecifico</w:t>
+      </w:r>
+      <w:proofErr w:type="spellEnd"/>
+      <w:r>
+        <w:t xml:space="preserve">, deve-se colocar entre [ ] e o nome </w:t>
+      </w:r>
+      <w:proofErr w:type="spellStart"/>
+      <w:r>
+        <w:t>identido</w:t>
+      </w:r>
+      <w:proofErr w:type="spellEnd"/>
+      <w:r>
+        <w:t xml:space="preserve"> da coluna</w:t>
       </w:r>
     </w:p>
     <w:p>
@@ -330,10 +503,26 @@
         <w:spacing w:before="240"/>
       </w:pPr>
       <w:r>
-        <w:t xml:space="preserve">.loc </w:t>
-      </w:r>
-      <w:r>
-        <w:t>[linhas,colunas ]</w:t>
+        <w:t>.</w:t>
+      </w:r>
+      <w:proofErr w:type="spellStart"/>
+      <w:r>
+        <w:t>loc</w:t>
+      </w:r>
+      <w:proofErr w:type="spellEnd"/>
+      <w:r>
+        <w:t xml:space="preserve"> </w:t>
+      </w:r>
+      <w:r>
+        <w:t>[</w:t>
+      </w:r>
+      <w:proofErr w:type="spellStart"/>
+      <w:r>
+        <w:t>linhas,colunas</w:t>
+      </w:r>
+      <w:proofErr w:type="spellEnd"/>
+      <w:r>
+        <w:t xml:space="preserve"> ]</w:t>
       </w:r>
       <w:r>
         <w:t>:</w:t>
@@ -381,19 +570,30 @@
       <w:pPr>
         <w:spacing w:before="240"/>
       </w:pPr>
-      <w:r>
-        <w:t>xxx</w:t>
-      </w:r>
-      <w:r>
-        <w:rPr>
-          <w:b/>
-          <w:bCs/>
-        </w:rPr>
-        <w:t>.append(</w:t>
-      </w:r>
-      <w:r>
-        <w:t>xxx</w:t>
-      </w:r>
+      <w:proofErr w:type="spellStart"/>
+      <w:r>
+        <w:t>xxx</w:t>
+      </w:r>
+      <w:r>
+        <w:rPr>
+          <w:b/>
+          <w:bCs/>
+        </w:rPr>
+        <w:t>.append</w:t>
+      </w:r>
+      <w:proofErr w:type="spellEnd"/>
+      <w:r>
+        <w:rPr>
+          <w:b/>
+          <w:bCs/>
+        </w:rPr>
+        <w:t>(</w:t>
+      </w:r>
+      <w:proofErr w:type="spellStart"/>
+      <w:r>
+        <w:t>xxx</w:t>
+      </w:r>
+      <w:proofErr w:type="spellEnd"/>
       <w:r>
         <w:rPr>
           <w:b/>
@@ -409,25 +609,48 @@
       <w:pPr>
         <w:spacing w:before="240"/>
       </w:pPr>
-      <w:r>
-        <w:t>xxx</w:t>
-      </w:r>
-      <w:r>
-        <w:rPr>
-          <w:b/>
-          <w:bCs/>
-        </w:rPr>
-        <w:t>.drop(</w:t>
-      </w:r>
-      <w:r>
-        <w:t xml:space="preserve">xxx, </w:t>
-      </w:r>
-      <w:r>
-        <w:rPr>
-          <w:b/>
-          <w:bCs/>
-        </w:rPr>
-        <w:t xml:space="preserve">axis = </w:t>
+      <w:proofErr w:type="spellStart"/>
+      <w:r>
+        <w:t>xxx</w:t>
+      </w:r>
+      <w:r>
+        <w:rPr>
+          <w:b/>
+          <w:bCs/>
+        </w:rPr>
+        <w:t>.drop</w:t>
+      </w:r>
+      <w:proofErr w:type="spellEnd"/>
+      <w:r>
+        <w:rPr>
+          <w:b/>
+          <w:bCs/>
+        </w:rPr>
+        <w:t>(</w:t>
+      </w:r>
+      <w:proofErr w:type="spellStart"/>
+      <w:r>
+        <w:t>xxx</w:t>
+      </w:r>
+      <w:proofErr w:type="spellEnd"/>
+      <w:r>
+        <w:t xml:space="preserve">, </w:t>
+      </w:r>
+      <w:proofErr w:type="spellStart"/>
+      <w:r>
+        <w:rPr>
+          <w:b/>
+          <w:bCs/>
+        </w:rPr>
+        <w:t>axis</w:t>
+      </w:r>
+      <w:proofErr w:type="spellEnd"/>
+      <w:r>
+        <w:rPr>
+          <w:b/>
+          <w:bCs/>
+        </w:rPr>
+        <w:t xml:space="preserve"> = </w:t>
       </w:r>
       <w:r>
         <w:t>x</w:t>
@@ -451,6 +674,7 @@
           <w:bCs/>
         </w:rPr>
       </w:pPr>
+      <w:proofErr w:type="spellStart"/>
       <w:r>
         <w:lastRenderedPageBreak/>
         <w:t>xxx</w:t>
@@ -460,65 +684,222 @@
           <w:b/>
           <w:bCs/>
         </w:rPr>
-        <w:t>.dropna(how=’all’)</w:t>
+        <w:t>.dropna</w:t>
+      </w:r>
+      <w:proofErr w:type="spellEnd"/>
+      <w:r>
+        <w:rPr>
+          <w:b/>
+          <w:bCs/>
+        </w:rPr>
+        <w:t>(</w:t>
+      </w:r>
+      <w:proofErr w:type="spellStart"/>
+      <w:r>
+        <w:rPr>
+          <w:b/>
+          <w:bCs/>
+        </w:rPr>
+        <w:t>how</w:t>
+      </w:r>
+      <w:proofErr w:type="spellEnd"/>
+      <w:r>
+        <w:rPr>
+          <w:b/>
+          <w:bCs/>
+        </w:rPr>
+        <w:t>=’</w:t>
+      </w:r>
+      <w:proofErr w:type="spellStart"/>
+      <w:r>
+        <w:rPr>
+          <w:b/>
+          <w:bCs/>
+        </w:rPr>
+        <w:t>all</w:t>
+      </w:r>
+      <w:proofErr w:type="spellEnd"/>
+      <w:r>
+        <w:rPr>
+          <w:b/>
+          <w:bCs/>
+        </w:rPr>
+        <w:t>’)</w:t>
       </w:r>
       <w:r>
         <w:t>:exclui as linhas com valores vazios que são completamente vazios e se quiser colunas</w:t>
       </w:r>
       <w:r>
-        <w:t xml:space="preserve"> so colocar </w:t>
-      </w:r>
-      <w:r>
-        <w:rPr>
-          <w:b/>
-          <w:bCs/>
-        </w:rPr>
-        <w:t>akis = 1</w:t>
-      </w:r>
-    </w:p>
-    <w:p>
-      <w:r>
-        <w:t>xxx</w:t>
-      </w:r>
-      <w:r>
-        <w:rPr>
-          <w:b/>
-          <w:bCs/>
-        </w:rPr>
-        <w:t>.dropna():</w:t>
-      </w:r>
-      <w:r>
-        <w:t xml:space="preserve"> ele exclui aonde existe qualquer linha em branco</w:t>
-      </w:r>
-      <w:r>
-        <w:t>,não precisa ser a linha toda, mas qq espaço</w:t>
-      </w:r>
-    </w:p>
-    <w:p>
-      <w:r>
-        <w:t>xxx</w:t>
-      </w:r>
-      <w:r>
-        <w:rPr>
-          <w:b/>
-          <w:bCs/>
-        </w:rPr>
-        <w:t>.dropna(inplace=True)</w:t>
-      </w:r>
-      <w:r>
-        <w:t>:Serve para pegar os espaços em branco e excluir da variavel</w:t>
-      </w:r>
-    </w:p>
-    <w:p>
-      <w:r>
-        <w:t>xxx[xxx]</w:t>
-      </w:r>
-      <w:r>
-        <w:rPr>
-          <w:b/>
-          <w:bCs/>
-        </w:rPr>
-        <w:t>.fillna(</w:t>
+        <w:t xml:space="preserve"> </w:t>
+      </w:r>
+      <w:proofErr w:type="spellStart"/>
+      <w:r>
+        <w:t>so</w:t>
+      </w:r>
+      <w:proofErr w:type="spellEnd"/>
+      <w:r>
+        <w:t xml:space="preserve"> colocar </w:t>
+      </w:r>
+      <w:proofErr w:type="spellStart"/>
+      <w:r>
+        <w:rPr>
+          <w:b/>
+          <w:bCs/>
+        </w:rPr>
+        <w:t>akis</w:t>
+      </w:r>
+      <w:proofErr w:type="spellEnd"/>
+      <w:r>
+        <w:rPr>
+          <w:b/>
+          <w:bCs/>
+        </w:rPr>
+        <w:t xml:space="preserve"> = 1</w:t>
+      </w:r>
+    </w:p>
+    <w:p>
+      <w:proofErr w:type="spellStart"/>
+      <w:r>
+        <w:t>xxx</w:t>
+      </w:r>
+      <w:r>
+        <w:rPr>
+          <w:b/>
+          <w:bCs/>
+        </w:rPr>
+        <w:t>.dropna</w:t>
+      </w:r>
+      <w:proofErr w:type="spellEnd"/>
+      <w:r>
+        <w:rPr>
+          <w:b/>
+          <w:bCs/>
+        </w:rPr>
+        <w:t>():</w:t>
+      </w:r>
+      <w:r>
+        <w:t xml:space="preserve"> ele exclui aonde existe qualquer linha em </w:t>
+      </w:r>
+      <w:proofErr w:type="spellStart"/>
+      <w:r>
+        <w:t>branco</w:t>
+      </w:r>
+      <w:r>
+        <w:t>,não</w:t>
+      </w:r>
+      <w:proofErr w:type="spellEnd"/>
+      <w:r>
+        <w:t xml:space="preserve"> precisa ser a linha toda, mas </w:t>
+      </w:r>
+      <w:proofErr w:type="spellStart"/>
+      <w:r>
+        <w:t>qq</w:t>
+      </w:r>
+      <w:proofErr w:type="spellEnd"/>
+      <w:r>
+        <w:t xml:space="preserve"> espaço</w:t>
+      </w:r>
+    </w:p>
+    <w:p>
+      <w:proofErr w:type="spellStart"/>
+      <w:r>
+        <w:t>xxx</w:t>
+      </w:r>
+      <w:r>
+        <w:rPr>
+          <w:b/>
+          <w:bCs/>
+        </w:rPr>
+        <w:t>.dropna</w:t>
+      </w:r>
+      <w:proofErr w:type="spellEnd"/>
+      <w:r>
+        <w:rPr>
+          <w:b/>
+          <w:bCs/>
+        </w:rPr>
+        <w:t>(</w:t>
+      </w:r>
+      <w:proofErr w:type="spellStart"/>
+      <w:r>
+        <w:rPr>
+          <w:b/>
+          <w:bCs/>
+        </w:rPr>
+        <w:t>inplace</w:t>
+      </w:r>
+      <w:proofErr w:type="spellEnd"/>
+      <w:r>
+        <w:rPr>
+          <w:b/>
+          <w:bCs/>
+        </w:rPr>
+        <w:t>=</w:t>
+      </w:r>
+      <w:proofErr w:type="spellStart"/>
+      <w:r>
+        <w:rPr>
+          <w:b/>
+          <w:bCs/>
+        </w:rPr>
+        <w:t>True</w:t>
+      </w:r>
+      <w:proofErr w:type="spellEnd"/>
+      <w:r>
+        <w:rPr>
+          <w:b/>
+          <w:bCs/>
+        </w:rPr>
+        <w:t>)</w:t>
+      </w:r>
+      <w:r>
+        <w:t xml:space="preserve">:Serve para pegar os espaços em branco e excluir da </w:t>
+      </w:r>
+      <w:proofErr w:type="spellStart"/>
+      <w:r>
+        <w:t>variavel</w:t>
+      </w:r>
+      <w:proofErr w:type="spellEnd"/>
+    </w:p>
+    <w:p>
+      <w:proofErr w:type="spellStart"/>
+      <w:r>
+        <w:t>xxx</w:t>
+      </w:r>
+      <w:proofErr w:type="spellEnd"/>
+      <w:r>
+        <w:t>[</w:t>
+      </w:r>
+      <w:proofErr w:type="spellStart"/>
+      <w:r>
+        <w:t>xxx</w:t>
+      </w:r>
+      <w:proofErr w:type="spellEnd"/>
+      <w:r>
+        <w:t>]</w:t>
+      </w:r>
+      <w:r>
+        <w:rPr>
+          <w:b/>
+          <w:bCs/>
+        </w:rPr>
+        <w:t>.</w:t>
+      </w:r>
+      <w:proofErr w:type="spellStart"/>
+      <w:r>
+        <w:rPr>
+          <w:b/>
+          <w:bCs/>
+        </w:rPr>
+        <w:t>fillna</w:t>
+      </w:r>
+      <w:proofErr w:type="spellEnd"/>
+      <w:r>
+        <w:rPr>
+          <w:b/>
+          <w:bCs/>
+        </w:rPr>
+        <w:t>(</w:t>
       </w:r>
       <w:r>
         <w:t>x</w:t>
@@ -541,36 +922,71 @@
       </w:r>
     </w:p>
     <w:p>
-      <w:r>
-        <w:t>xxx</w:t>
-      </w:r>
-      <w:r>
-        <w:rPr>
-          <w:b/>
-          <w:bCs/>
-        </w:rPr>
-        <w:t>.mean()</w:t>
-      </w:r>
-      <w:r>
-        <w:t>: serve para calcular a media de uma linha ou coluna</w:t>
-      </w:r>
-    </w:p>
-    <w:p>
-      <w:r>
-        <w:t>xxx</w:t>
-      </w:r>
-      <w:r>
-        <w:rPr>
-          <w:b/>
-          <w:bCs/>
-        </w:rPr>
-        <w:t>.fill():</w:t>
-      </w:r>
-      <w:r>
-        <w:t>serve para preencher um valor que esta logo a cima de cada coluna correspondente</w:t>
-      </w:r>
-    </w:p>
-    <w:p>
+      <w:proofErr w:type="spellStart"/>
+      <w:r>
+        <w:t>xxx</w:t>
+      </w:r>
+      <w:r>
+        <w:rPr>
+          <w:b/>
+          <w:bCs/>
+        </w:rPr>
+        <w:t>.mean</w:t>
+      </w:r>
+      <w:proofErr w:type="spellEnd"/>
+      <w:r>
+        <w:rPr>
+          <w:b/>
+          <w:bCs/>
+        </w:rPr>
+        <w:t>()</w:t>
+      </w:r>
+      <w:r>
+        <w:t xml:space="preserve">: serve para calcular a </w:t>
+      </w:r>
+      <w:proofErr w:type="spellStart"/>
+      <w:r>
+        <w:t>media</w:t>
+      </w:r>
+      <w:proofErr w:type="spellEnd"/>
+      <w:r>
+        <w:t xml:space="preserve"> de uma linha ou coluna</w:t>
+      </w:r>
+    </w:p>
+    <w:p>
+      <w:proofErr w:type="spellStart"/>
+      <w:r>
+        <w:t>xxx</w:t>
+      </w:r>
+      <w:r>
+        <w:rPr>
+          <w:b/>
+          <w:bCs/>
+        </w:rPr>
+        <w:t>.fill</w:t>
+      </w:r>
+      <w:proofErr w:type="spellEnd"/>
+      <w:r>
+        <w:rPr>
+          <w:b/>
+          <w:bCs/>
+        </w:rPr>
+        <w:t>():</w:t>
+      </w:r>
+      <w:r>
+        <w:t xml:space="preserve">serve para preencher um valor que </w:t>
+      </w:r>
+      <w:proofErr w:type="spellStart"/>
+      <w:r>
+        <w:t>esta</w:t>
+      </w:r>
+      <w:proofErr w:type="spellEnd"/>
+      <w:r>
+        <w:t xml:space="preserve"> logo a cima de cada coluna correspondente</w:t>
+      </w:r>
+    </w:p>
+    <w:p>
+      <w:proofErr w:type="spellStart"/>
       <w:r>
         <w:t>xxx</w:t>
       </w:r>
@@ -582,22 +998,35 @@
         <w:t>info:</w:t>
       </w:r>
       <w:r>
-        <w:t>ele traz informações sobre a tabela</w:t>
+        <w:t>ele</w:t>
+      </w:r>
+      <w:proofErr w:type="spellEnd"/>
+      <w:r>
+        <w:t xml:space="preserve"> traz informações sobre a tabela</w:t>
       </w:r>
     </w:p>
     <w:p>
       <w:pPr>
         <w:spacing w:before="240"/>
       </w:pPr>
-      <w:r>
-        <w:t>xxx</w:t>
-      </w:r>
-      <w:r>
-        <w:rPr>
-          <w:b/>
-          <w:bCs/>
-        </w:rPr>
-        <w:t>.value_counts():</w:t>
+      <w:proofErr w:type="spellStart"/>
+      <w:r>
+        <w:t>xxx</w:t>
+      </w:r>
+      <w:r>
+        <w:rPr>
+          <w:b/>
+          <w:bCs/>
+        </w:rPr>
+        <w:t>.value_counts</w:t>
+      </w:r>
+      <w:proofErr w:type="spellEnd"/>
+      <w:r>
+        <w:rPr>
+          <w:b/>
+          <w:bCs/>
+        </w:rPr>
+        <w:t>():</w:t>
       </w:r>
       <w:r>
         <w:t xml:space="preserve"> serve para contar todos os valores de uma coluna as transações da coluna</w:t>
@@ -607,15 +1036,24 @@
       <w:pPr>
         <w:spacing w:before="240"/>
       </w:pPr>
-      <w:r>
-        <w:t>xxx</w:t>
-      </w:r>
-      <w:r>
-        <w:rPr>
-          <w:b/>
-          <w:bCs/>
-        </w:rPr>
-        <w:t>.count()</w:t>
+      <w:proofErr w:type="spellStart"/>
+      <w:r>
+        <w:t>xxx</w:t>
+      </w:r>
+      <w:r>
+        <w:rPr>
+          <w:b/>
+          <w:bCs/>
+        </w:rPr>
+        <w:t>.count</w:t>
+      </w:r>
+      <w:proofErr w:type="spellEnd"/>
+      <w:r>
+        <w:rPr>
+          <w:b/>
+          <w:bCs/>
+        </w:rPr>
+        <w:t>()</w:t>
       </w:r>
       <w:r>
         <w:t>:Serve para contar as linhas de uma coluna que não estão em branco</w:t>
@@ -625,6 +1063,7 @@
       <w:pPr>
         <w:spacing w:before="240"/>
       </w:pPr>
+      <w:proofErr w:type="spellStart"/>
       <w:r>
         <w:t>xxx</w:t>
       </w:r>
@@ -635,8 +1074,17 @@
         </w:rPr>
         <w:t>.size</w:t>
       </w:r>
-      <w:r>
-        <w:t>: Serve para contar todas as linhas de uma coluna,incluindo as linhas em branco</w:t>
+      <w:proofErr w:type="spellEnd"/>
+      <w:r>
+        <w:t xml:space="preserve">: Serve para contar todas as linhas de uma </w:t>
+      </w:r>
+      <w:proofErr w:type="spellStart"/>
+      <w:r>
+        <w:t>coluna,incluindo</w:t>
+      </w:r>
+      <w:proofErr w:type="spellEnd"/>
+      <w:r>
+        <w:t xml:space="preserve"> as linhas em branco</w:t>
       </w:r>
     </w:p>
     <w:p>
@@ -644,100 +1092,193 @@
         <w:spacing w:before="240"/>
       </w:pPr>
       <w:r>
-        <w:t>normalize=True: ele vai normalizar os valores, em vez de contar a quantidade ele vai mostrar o que aquilo representa sobre o total</w:t>
-      </w:r>
-    </w:p>
-    <w:p>
-      <w:r>
-        <w:t>xxx</w:t>
-      </w:r>
-      <w:r>
-        <w:rPr>
-          <w:b/>
-          <w:bCs/>
-        </w:rPr>
-        <w:t>.merge(</w:t>
-      </w:r>
-      <w:r>
-        <w:t>xxx)</w:t>
-      </w:r>
-      <w:r>
-        <w:t>: ela mescla uma tabela com a outr, junta as tabelas</w:t>
-      </w:r>
-    </w:p>
-    <w:p>
-      <w:r>
-        <w:t>xxx</w:t>
-      </w:r>
-      <w:r>
-        <w:rPr>
-          <w:b/>
-          <w:bCs/>
-        </w:rPr>
-        <w:t>.plot.bar():</w:t>
+        <w:t>normalize=</w:t>
+      </w:r>
+      <w:proofErr w:type="spellStart"/>
+      <w:r>
+        <w:t>True</w:t>
+      </w:r>
+      <w:proofErr w:type="spellEnd"/>
+      <w:r>
+        <w:t>: ele vai normalizar os valores, em vez de contar a quantidade ele vai mostrar o que aquilo representa sobre o total</w:t>
+      </w:r>
+    </w:p>
+    <w:p>
+      <w:proofErr w:type="spellStart"/>
+      <w:r>
+        <w:t>xxx</w:t>
+      </w:r>
+      <w:r>
+        <w:rPr>
+          <w:b/>
+          <w:bCs/>
+        </w:rPr>
+        <w:t>.merge</w:t>
+      </w:r>
+      <w:proofErr w:type="spellEnd"/>
+      <w:r>
+        <w:rPr>
+          <w:b/>
+          <w:bCs/>
+        </w:rPr>
+        <w:t>(</w:t>
+      </w:r>
+      <w:proofErr w:type="spellStart"/>
+      <w:r>
+        <w:t>xxx</w:t>
+      </w:r>
+      <w:proofErr w:type="spellEnd"/>
+      <w:r>
+        <w:t>)</w:t>
+      </w:r>
+      <w:r>
+        <w:t>: ela mescla uma tabela com a outr</w:t>
+      </w:r>
+      <w:r>
+        <w:t>a</w:t>
+      </w:r>
+      <w:r>
+        <w:t>, junta as tabelas</w:t>
+      </w:r>
+    </w:p>
+    <w:p>
+      <w:proofErr w:type="spellStart"/>
+      <w:r>
+        <w:t>xxx</w:t>
+      </w:r>
+      <w:r>
+        <w:rPr>
+          <w:b/>
+          <w:bCs/>
+        </w:rPr>
+        <w:t>.plot.bar</w:t>
+      </w:r>
+      <w:proofErr w:type="spellEnd"/>
+      <w:r>
+        <w:rPr>
+          <w:b/>
+          <w:bCs/>
+        </w:rPr>
+        <w:t>():</w:t>
       </w:r>
       <w:r>
         <w:t xml:space="preserve"> serve para plotar qualquer gráfico</w:t>
       </w:r>
     </w:p>
     <w:p>
-      <w:r>
-        <w:t>xxx</w:t>
-      </w:r>
-      <w:r>
-        <w:rPr>
-          <w:b/>
-          <w:bCs/>
-        </w:rPr>
-        <w:t>.min():</w:t>
+      <w:proofErr w:type="spellStart"/>
+      <w:r>
+        <w:t>xxx</w:t>
+      </w:r>
+      <w:r>
+        <w:rPr>
+          <w:b/>
+          <w:bCs/>
+        </w:rPr>
+        <w:t>.min</w:t>
+      </w:r>
+      <w:proofErr w:type="spellEnd"/>
+      <w:r>
+        <w:rPr>
+          <w:b/>
+          <w:bCs/>
+        </w:rPr>
+        <w:t>():</w:t>
       </w:r>
       <w:r>
         <w:t>Serve para buscar o menor valor da variável</w:t>
       </w:r>
     </w:p>
     <w:p>
-      <w:r>
-        <w:t>xxx</w:t>
-      </w:r>
-      <w:r>
-        <w:rPr>
-          <w:b/>
-          <w:bCs/>
-        </w:rPr>
-        <w:t>.max():</w:t>
+      <w:proofErr w:type="spellStart"/>
+      <w:r>
+        <w:t>xxx</w:t>
+      </w:r>
+      <w:r>
+        <w:rPr>
+          <w:b/>
+          <w:bCs/>
+        </w:rPr>
+        <w:t>.max</w:t>
+      </w:r>
+      <w:proofErr w:type="spellEnd"/>
+      <w:r>
+        <w:rPr>
+          <w:b/>
+          <w:bCs/>
+        </w:rPr>
+        <w:t>():</w:t>
       </w:r>
       <w:r>
         <w:t>Serve para buscar o maior valor da variável</w:t>
       </w:r>
     </w:p>
     <w:p>
-      <w:r>
-        <w:t>xxx</w:t>
-      </w:r>
-      <w:r>
-        <w:rPr>
-          <w:b/>
-          <w:bCs/>
-        </w:rPr>
-        <w:t>.std():</w:t>
+      <w:proofErr w:type="spellStart"/>
+      <w:r>
+        <w:t>xxx</w:t>
+      </w:r>
+      <w:r>
+        <w:rPr>
+          <w:b/>
+          <w:bCs/>
+        </w:rPr>
+        <w:t>.std</w:t>
+      </w:r>
+      <w:proofErr w:type="spellEnd"/>
+      <w:r>
+        <w:rPr>
+          <w:b/>
+          <w:bCs/>
+        </w:rPr>
+        <w:t>():</w:t>
       </w:r>
       <w:r>
         <w:t>Serve para buscar o desvio padrão dos valores</w:t>
       </w:r>
     </w:p>
     <w:p>
-      <w:r>
-        <w:t>xxx.</w:t>
-      </w:r>
-      <w:r>
-        <w:rPr>
-          <w:b/>
-          <w:bCs/>
-        </w:rPr>
-        <w:t>.hist()</w:t>
-      </w:r>
-      <w:r>
-        <w:t xml:space="preserve">:Serve para abrir um historiograma </w:t>
+      <w:proofErr w:type="spellStart"/>
+      <w:r>
+        <w:t>xxx</w:t>
+      </w:r>
+      <w:proofErr w:type="spellEnd"/>
+      <w:r>
+        <w:t>.</w:t>
+      </w:r>
+      <w:r>
+        <w:rPr>
+          <w:b/>
+          <w:bCs/>
+        </w:rPr>
+        <w:t>.</w:t>
+      </w:r>
+      <w:proofErr w:type="spellStart"/>
+      <w:r>
+        <w:rPr>
+          <w:b/>
+          <w:bCs/>
+        </w:rPr>
+        <w:t>hist</w:t>
+      </w:r>
+      <w:proofErr w:type="spellEnd"/>
+      <w:r>
+        <w:rPr>
+          <w:b/>
+          <w:bCs/>
+        </w:rPr>
+        <w:t>()</w:t>
+      </w:r>
+      <w:r>
+        <w:t xml:space="preserve">:Serve para abrir um </w:t>
+      </w:r>
+      <w:proofErr w:type="spellStart"/>
+      <w:r>
+        <w:t>historiograma</w:t>
+      </w:r>
+      <w:proofErr w:type="spellEnd"/>
+      <w:r>
+        <w:t xml:space="preserve"> </w:t>
       </w:r>
     </w:p>
     <w:p/>
@@ -776,15 +1317,27 @@
           <w:lang w:eastAsia="pt-BR"/>
         </w:rPr>
       </w:pPr>
-      <w:r>
-        <w:rPr>
-          <w:rFonts w:ascii="Consolas" w:eastAsia="Times New Roman" w:hAnsi="Consolas" w:cs="Courier New"/>
-          <w:sz w:val="21"/>
-          <w:szCs w:val="21"/>
-          <w:bdr w:val="none" w:sz="0" w:space="0" w:color="auto" w:frame="1"/>
-          <w:lang w:eastAsia="pt-BR"/>
-        </w:rPr>
-        <w:t>Esc' - Saí do modo edição da célula atual</w:t>
+      <w:proofErr w:type="spellStart"/>
+      <w:r>
+        <w:rPr>
+          <w:rFonts w:ascii="Consolas" w:eastAsia="Times New Roman" w:hAnsi="Consolas" w:cs="Courier New"/>
+          <w:sz w:val="21"/>
+          <w:szCs w:val="21"/>
+          <w:bdr w:val="none" w:sz="0" w:space="0" w:color="auto" w:frame="1"/>
+          <w:lang w:eastAsia="pt-BR"/>
+        </w:rPr>
+        <w:t>Esc</w:t>
+      </w:r>
+      <w:proofErr w:type="spellEnd"/>
+      <w:r>
+        <w:rPr>
+          <w:rFonts w:ascii="Consolas" w:eastAsia="Times New Roman" w:hAnsi="Consolas" w:cs="Courier New"/>
+          <w:sz w:val="21"/>
+          <w:szCs w:val="21"/>
+          <w:bdr w:val="none" w:sz="0" w:space="0" w:color="auto" w:frame="1"/>
+          <w:lang w:eastAsia="pt-BR"/>
+        </w:rPr>
+        <w:t>' - Saí do modo edição da célula atual</w:t>
       </w:r>
     </w:p>
     <w:p>
@@ -825,7 +1378,29 @@
           <w:bdr w:val="none" w:sz="0" w:space="0" w:color="auto" w:frame="1"/>
           <w:lang w:eastAsia="pt-BR"/>
         </w:rPr>
-        <w:t>1. 'Enter' - Edita a célula selecionada</w:t>
+        <w:t>1. '</w:t>
+      </w:r>
+      <w:proofErr w:type="spellStart"/>
+      <w:r>
+        <w:rPr>
+          <w:rFonts w:ascii="Consolas" w:eastAsia="Times New Roman" w:hAnsi="Consolas" w:cs="Courier New"/>
+          <w:sz w:val="21"/>
+          <w:szCs w:val="21"/>
+          <w:bdr w:val="none" w:sz="0" w:space="0" w:color="auto" w:frame="1"/>
+          <w:lang w:eastAsia="pt-BR"/>
+        </w:rPr>
+        <w:t>Enter</w:t>
+      </w:r>
+      <w:proofErr w:type="spellEnd"/>
+      <w:r>
+        <w:rPr>
+          <w:rFonts w:ascii="Consolas" w:eastAsia="Times New Roman" w:hAnsi="Consolas" w:cs="Courier New"/>
+          <w:sz w:val="21"/>
+          <w:szCs w:val="21"/>
+          <w:bdr w:val="none" w:sz="0" w:space="0" w:color="auto" w:frame="1"/>
+          <w:lang w:eastAsia="pt-BR"/>
+        </w:rPr>
+        <w:t>' - Edita a célula selecionada</w:t>
       </w:r>
     </w:p>
     <w:p>
@@ -866,7 +1441,29 @@
           <w:bdr w:val="none" w:sz="0" w:space="0" w:color="auto" w:frame="1"/>
           <w:lang w:eastAsia="pt-BR"/>
         </w:rPr>
-        <w:t>2. 'Shift + Enter' - Executa a célula selecionada</w:t>
+        <w:t xml:space="preserve">2. 'Shift + </w:t>
+      </w:r>
+      <w:proofErr w:type="spellStart"/>
+      <w:r>
+        <w:rPr>
+          <w:rFonts w:ascii="Consolas" w:eastAsia="Times New Roman" w:hAnsi="Consolas" w:cs="Courier New"/>
+          <w:sz w:val="21"/>
+          <w:szCs w:val="21"/>
+          <w:bdr w:val="none" w:sz="0" w:space="0" w:color="auto" w:frame="1"/>
+          <w:lang w:eastAsia="pt-BR"/>
+        </w:rPr>
+        <w:t>Enter</w:t>
+      </w:r>
+      <w:proofErr w:type="spellEnd"/>
+      <w:r>
+        <w:rPr>
+          <w:rFonts w:ascii="Consolas" w:eastAsia="Times New Roman" w:hAnsi="Consolas" w:cs="Courier New"/>
+          <w:sz w:val="21"/>
+          <w:szCs w:val="21"/>
+          <w:bdr w:val="none" w:sz="0" w:space="0" w:color="auto" w:frame="1"/>
+          <w:lang w:eastAsia="pt-BR"/>
+        </w:rPr>
+        <w:t>' - Executa a célula selecionada</w:t>
       </w:r>
     </w:p>
     <w:p>
@@ -1072,7 +1669,29 @@
           <w:lang w:eastAsia="pt-BR"/>
         </w:rPr>
         <w:lastRenderedPageBreak/>
-        <w:t>7. 'Ctrl + Z' - Desfaz as últimas edições</w:t>
+        <w:t>7. '</w:t>
+      </w:r>
+      <w:proofErr w:type="spellStart"/>
+      <w:r>
+        <w:rPr>
+          <w:rFonts w:ascii="Consolas" w:eastAsia="Times New Roman" w:hAnsi="Consolas" w:cs="Courier New"/>
+          <w:sz w:val="21"/>
+          <w:szCs w:val="21"/>
+          <w:bdr w:val="none" w:sz="0" w:space="0" w:color="auto" w:frame="1"/>
+          <w:lang w:eastAsia="pt-BR"/>
+        </w:rPr>
+        <w:t>Ctrl</w:t>
+      </w:r>
+      <w:proofErr w:type="spellEnd"/>
+      <w:r>
+        <w:rPr>
+          <w:rFonts w:ascii="Consolas" w:eastAsia="Times New Roman" w:hAnsi="Consolas" w:cs="Courier New"/>
+          <w:sz w:val="21"/>
+          <w:szCs w:val="21"/>
+          <w:bdr w:val="none" w:sz="0" w:space="0" w:color="auto" w:frame="1"/>
+          <w:lang w:eastAsia="pt-BR"/>
+        </w:rPr>
+        <w:t xml:space="preserve"> + Z' - Desfaz as últimas edições</w:t>
       </w:r>
     </w:p>
     <w:p>
@@ -1113,7 +1732,29 @@
           <w:bdr w:val="none" w:sz="0" w:space="0" w:color="auto" w:frame="1"/>
           <w:lang w:eastAsia="pt-BR"/>
         </w:rPr>
-        <w:t>8. 'Ctrl + Shift + Z' - Refaz o último comando de desfazer</w:t>
+        <w:t>8. '</w:t>
+      </w:r>
+      <w:proofErr w:type="spellStart"/>
+      <w:r>
+        <w:rPr>
+          <w:rFonts w:ascii="Consolas" w:eastAsia="Times New Roman" w:hAnsi="Consolas" w:cs="Courier New"/>
+          <w:sz w:val="21"/>
+          <w:szCs w:val="21"/>
+          <w:bdr w:val="none" w:sz="0" w:space="0" w:color="auto" w:frame="1"/>
+          <w:lang w:eastAsia="pt-BR"/>
+        </w:rPr>
+        <w:t>Ctrl</w:t>
+      </w:r>
+      <w:proofErr w:type="spellEnd"/>
+      <w:r>
+        <w:rPr>
+          <w:rFonts w:ascii="Consolas" w:eastAsia="Times New Roman" w:hAnsi="Consolas" w:cs="Courier New"/>
+          <w:sz w:val="21"/>
+          <w:szCs w:val="21"/>
+          <w:bdr w:val="none" w:sz="0" w:space="0" w:color="auto" w:frame="1"/>
+          <w:lang w:eastAsia="pt-BR"/>
+        </w:rPr>
+        <w:t xml:space="preserve"> + Shift + Z' - Refaz o último comando de desfazer</w:t>
       </w:r>
     </w:p>
     <w:p>
@@ -1195,7 +1836,29 @@
           <w:bdr w:val="none" w:sz="0" w:space="0" w:color="auto" w:frame="1"/>
           <w:lang w:eastAsia="pt-BR"/>
         </w:rPr>
-        <w:t>10. 'Tab' - Faz sugestões para completar o código</w:t>
+        <w:t>10. '</w:t>
+      </w:r>
+      <w:proofErr w:type="spellStart"/>
+      <w:r>
+        <w:rPr>
+          <w:rFonts w:ascii="Consolas" w:eastAsia="Times New Roman" w:hAnsi="Consolas" w:cs="Courier New"/>
+          <w:sz w:val="21"/>
+          <w:szCs w:val="21"/>
+          <w:bdr w:val="none" w:sz="0" w:space="0" w:color="auto" w:frame="1"/>
+          <w:lang w:eastAsia="pt-BR"/>
+        </w:rPr>
+        <w:t>Tab</w:t>
+      </w:r>
+      <w:proofErr w:type="spellEnd"/>
+      <w:r>
+        <w:rPr>
+          <w:rFonts w:ascii="Consolas" w:eastAsia="Times New Roman" w:hAnsi="Consolas" w:cs="Courier New"/>
+          <w:sz w:val="21"/>
+          <w:szCs w:val="21"/>
+          <w:bdr w:val="none" w:sz="0" w:space="0" w:color="auto" w:frame="1"/>
+          <w:lang w:eastAsia="pt-BR"/>
+        </w:rPr>
+        <w:t>' - Faz sugestões para completar o código</w:t>
       </w:r>
     </w:p>
     <w:p>
@@ -1240,16 +1903,42 @@
     </w:p>
     <w:p>
       <w:r>
-        <w:t>%matplotlib inline</w:t>
-      </w:r>
-      <w:r>
-        <w:t>: comando para plotar(desenhar) os gráficos em todas as versões do Jupyter Notebook</w:t>
+        <w:t>%</w:t>
+      </w:r>
+      <w:proofErr w:type="spellStart"/>
+      <w:r>
+        <w:t>matplotlib</w:t>
+      </w:r>
+      <w:proofErr w:type="spellEnd"/>
+      <w:r>
+        <w:t xml:space="preserve"> </w:t>
+      </w:r>
+      <w:proofErr w:type="spellStart"/>
+      <w:r>
+        <w:t>inline</w:t>
+      </w:r>
+      <w:proofErr w:type="spellEnd"/>
+      <w:r>
+        <w:t xml:space="preserve">: comando para plotar(desenhar) os gráficos em todas as versões do </w:t>
+      </w:r>
+      <w:proofErr w:type="spellStart"/>
+      <w:r>
+        <w:t>Jupyter</w:t>
+      </w:r>
+      <w:proofErr w:type="spellEnd"/>
+      <w:r>
+        <w:t xml:space="preserve"> Notebook</w:t>
       </w:r>
       <w:r>
         <w:br/>
       </w:r>
-      <w:r>
-        <w:t>sns.kdeplot(</w:t>
+      <w:proofErr w:type="spellStart"/>
+      <w:r>
+        <w:t>sns.kdeplot</w:t>
+      </w:r>
+      <w:proofErr w:type="spellEnd"/>
+      <w:r>
+        <w:t>(</w:t>
       </w:r>
       <w:r>
         <w:rPr>
